--- a/courts/dc-circuit/district-of-columbia/state/court-of-appeals/brief-on-the-merits/usage/OUTPUT-brief-on-the-merits.docx
+++ b/courts/dc-circuit/district-of-columbia/state/court-of-appeals/brief-on-the-merits/usage/OUTPUT-brief-on-the-merits.docx
@@ -5434,13 +5434,7 @@
         <w:pStyle w:val="BodyText"/>
       </w:pPr>
       <w:r>
-        <w:t xml:space="preserve">On July 24, 2020, Defendants filed their respective Answer and Affirmative Defenses. (A. 33) Later, on September 09, 2022, Plaintiff filed a Motion for Summary Judgment as to liability pursuant to D.C. Code § 2</w:t>
-      </w:r>
-      <w:r>
-        <w:noBreakHyphen/>
-      </w:r>
-      <w:r>
-        <w:t xml:space="preserve">1401.01.</w:t>
+        <w:t xml:space="preserve">On July 24, 2020, Defendants filed their respective Answer and Affirmative Defenses. (A. 33) Later, on September 09, 2022, Plaintiff filed a Motion for Summary Judgment as to liability pursuant to D.C. Code § 2-⁠1401.01.</w:t>
       </w:r>
       <w:r>
         <w:t xml:space="preserve"> </w:t>
@@ -9540,6 +9534,7 @@
     <w:unhideWhenUsed/>
     <w:qFormat/>
     <w:pPr>
+      <w:keepLines/>
       <w:spacing w:before="0" w:after="140" w:line="322" w:lineRule="exact"/>
     </w:pPr>
     <w:rPr>
@@ -9790,6 +9785,33 @@
     <w:pPr>
       <w:spacing w:before="0" w:after="0" w:line="322" w:lineRule="exact"/>
       <w:ind w:left="2160" w:hanging="720"/>
+    </w:pPr>
+  </w:style>
+  <w:style w:type="paragraph" w:customStyle="1" w:styleId="XdQuoteList1">
+    <w:name w:val="Xd Quote List 1"/>
+    <w:basedOn w:val="Normal"/>
+    <w:qFormat/>
+    <w:pPr>
+      <w:spacing w:before="0" w:after="0" w:line="322" w:lineRule="exact"/>
+      <w:ind w:left="1440" w:right="720" w:hanging="720"/>
+    </w:pPr>
+  </w:style>
+  <w:style w:type="paragraph" w:customStyle="1" w:styleId="XdQuoteList2">
+    <w:name w:val="Xd Quote List 2"/>
+    <w:basedOn w:val="Normal"/>
+    <w:qFormat/>
+    <w:pPr>
+      <w:spacing w:before="0" w:after="0" w:line="322" w:lineRule="exact"/>
+      <w:ind w:left="2160" w:right="720" w:hanging="720"/>
+    </w:pPr>
+  </w:style>
+  <w:style w:type="paragraph" w:customStyle="1" w:styleId="XdQuoteList3">
+    <w:name w:val="Xd Quote List 3"/>
+    <w:basedOn w:val="Normal"/>
+    <w:qFormat/>
+    <w:pPr>
+      <w:spacing w:before="0" w:after="0" w:line="322" w:lineRule="exact"/>
+      <w:ind w:left="2880" w:right="720" w:hanging="720"/>
     </w:pPr>
   </w:style>
   <w:style w:type="paragraph" w:customStyle="1" w:styleId="SourceCode">
